--- a/FSD MERN - Designing a Dynamic Front-end with React JAN 2026 batch 1/React JS Day 9- 14-02-2026.docx
+++ b/FSD MERN - Designing a Dynamic Front-end with React JAN 2026 batch 1/React JS Day 9- 14-02-2026.docx
@@ -50,98 +50,10 @@
       </w:pPr>
       <w:r>
         <w:rPr>
-          <w:lang w:val="en-US"/>
-        </w:rPr>
-        <w:t xml:space="preserve">State : </w:t>
-      </w:r>
-      <w:r>
-        <w:rPr>
-          <w:lang w:val="en-US"/>
-        </w:rPr>
-        <w:tab/>
-        <w:t xml:space="preserve">state variable are local to that particular components. </w:t>
-      </w:r>
-      <w:r>
-        <w:rPr>
-          <w:lang w:val="en-US"/>
-        </w:rPr>
-        <w:t xml:space="preserve">Local state variable. </w:t>
-      </w:r>
-    </w:p>
-    <w:p>
-      <w:pPr>
-        <w:rPr>
-          <w:lang w:val="en-US"/>
-        </w:rPr>
-      </w:pPr>
-      <w:r>
-        <w:rPr>
-          <w:highlight w:val="yellow"/>
-          <w:lang w:val="en-US"/>
-        </w:rPr>
-        <w:t>Props :</w:t>
-      </w:r>
-      <w:r>
-        <w:rPr>
-          <w:lang w:val="en-US"/>
-        </w:rPr>
-        <w:t xml:space="preserve"> props is use to share the data between one component to another components. </w:t>
-      </w:r>
-      <w:proofErr w:type="spellStart"/>
-      <w:r>
-        <w:rPr>
-          <w:lang w:val="en-US"/>
-        </w:rPr>
-        <w:t>Base</w:t>
-      </w:r>
-      <w:proofErr w:type="spellEnd"/>
-      <w:r>
-        <w:rPr>
-          <w:lang w:val="en-US"/>
-        </w:rPr>
-        <w:t xml:space="preserve"> upon the relationship. </w:t>
-      </w:r>
-    </w:p>
-    <w:p>
-      <w:pPr>
-        <w:rPr>
-          <w:lang w:val="en-US"/>
-        </w:rPr>
-      </w:pPr>
-      <w:r>
-        <w:rPr>
-          <w:lang w:val="en-US"/>
-        </w:rPr>
-        <w:tab/>
-        <w:t xml:space="preserve">If relationship is very big we need to pass the value for every component manually </w:t>
-      </w:r>
-      <w:proofErr w:type="spellStart"/>
-      <w:r>
-        <w:rPr>
-          <w:lang w:val="en-US"/>
-        </w:rPr>
-        <w:t>ie</w:t>
-      </w:r>
-      <w:proofErr w:type="spellEnd"/>
-      <w:r>
-        <w:rPr>
-          <w:lang w:val="en-US"/>
-        </w:rPr>
-        <w:t xml:space="preserve"> props drilling etc. </w:t>
-      </w:r>
-    </w:p>
-    <w:p>
-      <w:pPr>
-        <w:rPr>
-          <w:lang w:val="en-US"/>
-        </w:rPr>
-      </w:pPr>
-      <w:r>
-        <w:rPr>
-          <w:highlight w:val="yellow"/>
-          <w:lang w:val="en-US"/>
-        </w:rPr>
-        <w:t>Context API</w:t>
+          <w:highlight w:val="yellow"/>
+          <w:lang w:val="en-US"/>
+        </w:rPr>
+        <w:t>Redux</w:t>
       </w:r>
       <w:r>
         <w:rPr>
@@ -153,128 +65,7 @@
         <w:rPr>
           <w:lang w:val="en-US"/>
         </w:rPr>
-        <w:tab/>
-        <w:t>: it is part of react which provided 2 hooks</w:t>
-      </w:r>
-      <w:r>
-        <w:rPr>
-          <w:lang w:val="en-US"/>
-        </w:rPr>
-        <w:tab/>
-      </w:r>
-    </w:p>
-    <w:p>
-      <w:pPr>
-        <w:rPr>
-          <w:lang w:val="en-US"/>
-        </w:rPr>
-      </w:pPr>
-      <w:r>
-        <w:rPr>
-          <w:lang w:val="en-US"/>
-        </w:rPr>
-        <w:tab/>
-      </w:r>
-      <w:r>
-        <w:rPr>
-          <w:lang w:val="en-US"/>
-        </w:rPr>
-        <w:tab/>
-      </w:r>
-      <w:proofErr w:type="spellStart"/>
-      <w:r>
-        <w:rPr>
-          <w:lang w:val="en-US"/>
-        </w:rPr>
-        <w:t>createContext</w:t>
-      </w:r>
-      <w:proofErr w:type="spellEnd"/>
-      <w:r>
-        <w:rPr>
-          <w:lang w:val="en-US"/>
-        </w:rPr>
-        <w:t xml:space="preserve">() </w:t>
-      </w:r>
-    </w:p>
-    <w:p>
-      <w:pPr>
-        <w:rPr>
-          <w:lang w:val="en-US"/>
-        </w:rPr>
-      </w:pPr>
-      <w:r>
-        <w:rPr>
-          <w:lang w:val="en-US"/>
-        </w:rPr>
-        <w:tab/>
-      </w:r>
-      <w:r>
-        <w:rPr>
-          <w:lang w:val="en-US"/>
-        </w:rPr>
-        <w:tab/>
-      </w:r>
-      <w:proofErr w:type="spellStart"/>
-      <w:r>
-        <w:rPr>
-          <w:lang w:val="en-US"/>
-        </w:rPr>
-        <w:t>useContext</w:t>
-      </w:r>
-      <w:proofErr w:type="spellEnd"/>
-      <w:r>
-        <w:rPr>
-          <w:lang w:val="en-US"/>
-        </w:rPr>
-        <w:t xml:space="preserve">() </w:t>
-      </w:r>
-    </w:p>
-    <w:p>
-      <w:pPr>
-        <w:rPr>
-          <w:lang w:val="en-US"/>
-        </w:rPr>
-      </w:pPr>
-      <w:r>
-        <w:rPr>
-          <w:highlight w:val="yellow"/>
-          <w:lang w:val="en-US"/>
-        </w:rPr>
-        <w:t>Redux</w:t>
-      </w:r>
-      <w:r>
-        <w:rPr>
-          <w:lang w:val="en-US"/>
-        </w:rPr>
-        <w:t xml:space="preserve"> </w:t>
-      </w:r>
-      <w:proofErr w:type="spellStart"/>
-      <w:r>
-        <w:rPr>
-          <w:lang w:val="en-US"/>
-        </w:rPr>
-        <w:t>Redux</w:t>
-      </w:r>
-      <w:proofErr w:type="spellEnd"/>
-      <w:r>
-        <w:rPr>
-          <w:lang w:val="en-US"/>
-        </w:rPr>
-        <w:t xml:space="preserve"> is </w:t>
-      </w:r>
-      <w:proofErr w:type="spellStart"/>
-      <w:r>
-        <w:rPr>
-          <w:lang w:val="en-US"/>
-        </w:rPr>
-        <w:t>know</w:t>
-      </w:r>
-      <w:proofErr w:type="spellEnd"/>
-      <w:r>
-        <w:rPr>
-          <w:lang w:val="en-US"/>
-        </w:rPr>
-        <w:t xml:space="preserve"> as state management tool or library. With help of redux we can create global state variable. once variable become global any component on any level can access the value as well as they manipulate on global state variable. </w:t>
+        <w:t xml:space="preserve">Redux is know as state management tool or library. With help of redux we can create global state variable. once variable become global any component on any level can access the value as well as they manipulate on global state variable. </w:t>
       </w:r>
       <w:r>
         <w:rPr>
@@ -417,7 +208,6 @@
         </w:rPr>
         <w:t xml:space="preserve">(dynamic value) to </w:t>
       </w:r>
-      <w:proofErr w:type="spellStart"/>
       <w:r>
         <w:rPr>
           <w:lang w:val="en-US"/>
@@ -430,7 +220,6 @@
         </w:rPr>
         <w:t>reducer</w:t>
       </w:r>
-      <w:proofErr w:type="spellEnd"/>
       <w:r>
         <w:rPr>
           <w:lang w:val="en-US"/>
@@ -487,35 +276,7 @@
         <w:rPr>
           <w:lang w:val="en-US"/>
         </w:rPr>
-        <w:t xml:space="preserve"> : it is a </w:t>
-      </w:r>
-      <w:proofErr w:type="spellStart"/>
-      <w:r>
-        <w:rPr>
-          <w:lang w:val="en-US"/>
-        </w:rPr>
-        <w:t>pre defined</w:t>
-      </w:r>
-      <w:proofErr w:type="spellEnd"/>
-      <w:r>
-        <w:rPr>
-          <w:lang w:val="en-US"/>
-        </w:rPr>
-        <w:t xml:space="preserve"> component which provide a wrap to parent component to enable the redux features in react </w:t>
-      </w:r>
-      <w:proofErr w:type="spellStart"/>
-      <w:r>
-        <w:rPr>
-          <w:lang w:val="en-US"/>
-        </w:rPr>
-        <w:t>js</w:t>
-      </w:r>
-      <w:proofErr w:type="spellEnd"/>
-      <w:r>
-        <w:rPr>
-          <w:lang w:val="en-US"/>
-        </w:rPr>
-        <w:t xml:space="preserve"> application. </w:t>
+        <w:t xml:space="preserve"> : it is a pre defined component which provide a wrap to parent component to enable the redux features in react js application. </w:t>
       </w:r>
     </w:p>
     <w:p>
@@ -549,42 +310,19 @@
           <w:lang w:val="en-US"/>
         </w:rPr>
       </w:pPr>
-      <w:proofErr w:type="spellStart"/>
-      <w:r>
-        <w:rPr>
-          <w:highlight w:val="yellow"/>
-          <w:lang w:val="en-US"/>
-        </w:rPr>
-        <w:t>useSelector</w:t>
-      </w:r>
-      <w:proofErr w:type="spellEnd"/>
-      <w:r>
-        <w:rPr>
-          <w:highlight w:val="yellow"/>
-          <w:lang w:val="en-US"/>
-        </w:rPr>
-        <w:t>()</w:t>
+      <w:r>
+        <w:rPr>
+          <w:highlight w:val="yellow"/>
+          <w:lang w:val="en-US"/>
+        </w:rPr>
+        <w:t>useSelector()</w:t>
       </w:r>
       <w:r>
         <w:rPr>
           <w:lang w:val="en-US"/>
         </w:rPr>
         <w:tab/>
-        <w:t xml:space="preserve">: </w:t>
-      </w:r>
-      <w:proofErr w:type="spellStart"/>
-      <w:r>
-        <w:rPr>
-          <w:lang w:val="en-US"/>
-        </w:rPr>
-        <w:t>useSelector</w:t>
-      </w:r>
-      <w:proofErr w:type="spellEnd"/>
-      <w:r>
-        <w:rPr>
-          <w:lang w:val="en-US"/>
-        </w:rPr>
-        <w:t xml:space="preserve"> hook is use to access global state variable in any component doesn’t matter their relations. </w:t>
+        <w:t xml:space="preserve">: useSelector hook is use to access global state variable in any component doesn’t matter their relations. </w:t>
       </w:r>
     </w:p>
     <w:p>
@@ -599,21 +337,12 @@
           <w:lang w:val="en-US"/>
         </w:rPr>
       </w:pPr>
-      <w:proofErr w:type="spellStart"/>
-      <w:r>
-        <w:rPr>
-          <w:highlight w:val="yellow"/>
-          <w:lang w:val="en-US"/>
-        </w:rPr>
-        <w:t>useDispatch</w:t>
-      </w:r>
-      <w:proofErr w:type="spellEnd"/>
-      <w:r>
-        <w:rPr>
-          <w:highlight w:val="yellow"/>
-          <w:lang w:val="en-US"/>
-        </w:rPr>
-        <w:t>()</w:t>
+      <w:r>
+        <w:rPr>
+          <w:highlight w:val="yellow"/>
+          <w:lang w:val="en-US"/>
+        </w:rPr>
+        <w:t>useDispatch()</w:t>
       </w:r>
       <w:r>
         <w:rPr>
@@ -681,7 +410,98 @@
           <w:lang w:val="en-US"/>
         </w:rPr>
       </w:pPr>
-      <w:proofErr w:type="spellStart"/>
+      <w:r>
+        <w:rPr>
+          <w:b/>
+          <w:bCs/>
+          <w:lang w:val="en-US"/>
+        </w:rPr>
+        <w:t>npm create vite@latest react-redux-simple-app</w:t>
+      </w:r>
+    </w:p>
+    <w:p>
+      <w:pPr>
+        <w:rPr>
+          <w:lang w:val="en-US"/>
+        </w:rPr>
+      </w:pPr>
+      <w:r>
+        <w:rPr>
+          <w:lang w:val="en-US"/>
+        </w:rPr>
+        <w:t xml:space="preserve">cd </w:t>
+      </w:r>
+      <w:r>
+        <w:rPr>
+          <w:lang w:val="en-US"/>
+        </w:rPr>
+        <w:t>react-redux-simple-app</w:t>
+      </w:r>
+    </w:p>
+    <w:p>
+      <w:pPr>
+        <w:rPr>
+          <w:lang w:val="en-US"/>
+        </w:rPr>
+      </w:pPr>
+      <w:r>
+        <w:rPr>
+          <w:lang w:val="en-US"/>
+        </w:rPr>
+        <w:t xml:space="preserve">npm install </w:t>
+      </w:r>
+      <w:r>
+        <w:rPr>
+          <w:highlight w:val="yellow"/>
+          <w:lang w:val="en-US"/>
+        </w:rPr>
+        <w:t>redux react-redux</w:t>
+      </w:r>
+    </w:p>
+    <w:p>
+      <w:pPr>
+        <w:rPr>
+          <w:lang w:val="en-US"/>
+        </w:rPr>
+      </w:pPr>
+      <w:r>
+        <w:rPr>
+          <w:lang w:val="en-US"/>
+        </w:rPr>
+        <w:t xml:space="preserve">npm install </w:t>
+      </w:r>
+    </w:p>
+    <w:p>
+      <w:pPr>
+        <w:rPr>
+          <w:lang w:val="en-US"/>
+        </w:rPr>
+      </w:pPr>
+    </w:p>
+    <w:p>
+      <w:pPr>
+        <w:rPr>
+          <w:b/>
+          <w:bCs/>
+          <w:lang w:val="en-US"/>
+        </w:rPr>
+      </w:pPr>
+    </w:p>
+    <w:p>
+      <w:pPr>
+        <w:rPr>
+          <w:b/>
+          <w:bCs/>
+          <w:lang w:val="en-US"/>
+        </w:rPr>
+      </w:pPr>
+    </w:p>
+    <w:p>
+      <w:pPr>
+        <w:rPr>
+          <w:lang w:val="en-US"/>
+        </w:rPr>
+      </w:pPr>
       <w:r>
         <w:rPr>
           <w:b/>
@@ -689,34 +509,425 @@
           <w:lang w:val="en-US"/>
         </w:rPr>
         <w:lastRenderedPageBreak/>
-        <w:t>npm</w:t>
-      </w:r>
-      <w:proofErr w:type="spellEnd"/>
-      <w:r>
-        <w:rPr>
-          <w:b/>
-          <w:bCs/>
-          <w:lang w:val="en-US"/>
-        </w:rPr>
-        <w:t xml:space="preserve"> create </w:t>
-      </w:r>
-      <w:proofErr w:type="spellStart"/>
-      <w:r>
-        <w:rPr>
-          <w:b/>
-          <w:bCs/>
-          <w:lang w:val="en-US"/>
-        </w:rPr>
-        <w:t>vite@latest</w:t>
-      </w:r>
-      <w:proofErr w:type="spellEnd"/>
-      <w:r>
-        <w:rPr>
-          <w:b/>
-          <w:bCs/>
-          <w:lang w:val="en-US"/>
-        </w:rPr>
-        <w:t xml:space="preserve"> react-redux-simple-app</w:t>
+        <w:t xml:space="preserve">RTK </w:t>
+      </w:r>
+      <w:r>
+        <w:rPr>
+          <w:b/>
+          <w:bCs/>
+          <w:lang w:val="en-US"/>
+        </w:rPr>
+        <w:t xml:space="preserve">: </w:t>
+      </w:r>
+      <w:r>
+        <w:rPr>
+          <w:lang w:val="en-US"/>
+        </w:rPr>
+        <w:t xml:space="preserve">Redux Toolkit : RTK is the official recommendation way to write the redux code. </w:t>
+      </w:r>
+    </w:p>
+    <w:p>
+      <w:pPr>
+        <w:rPr>
+          <w:lang w:val="en-US"/>
+        </w:rPr>
+      </w:pPr>
+      <w:r>
+        <w:rPr>
+          <w:lang w:val="en-US"/>
+        </w:rPr>
+        <w:t xml:space="preserve">RTK Wrap core redux. They provided simplest way to achieve redux features in your application </w:t>
+      </w:r>
+    </w:p>
+    <w:p>
+      <w:pPr>
+        <w:pStyle w:val="ListParagraph"/>
+        <w:numPr>
+          <w:ilvl w:val="0"/>
+          <w:numId w:val="9"/>
+        </w:numPr>
+        <w:rPr>
+          <w:lang w:val="en-US"/>
+        </w:rPr>
+      </w:pPr>
+      <w:r>
+        <w:rPr>
+          <w:b/>
+          <w:bCs/>
+          <w:lang w:val="en-US"/>
+        </w:rPr>
+        <w:t xml:space="preserve"> </w:t>
+      </w:r>
+      <w:r>
+        <w:rPr>
+          <w:highlight w:val="yellow"/>
+          <w:lang w:val="en-US"/>
+        </w:rPr>
+        <w:t>Store</w:t>
+      </w:r>
+      <w:r>
+        <w:rPr>
+          <w:lang w:val="en-US"/>
+        </w:rPr>
+        <w:t xml:space="preserve"> : if variable is a part of redux store it is consider as global state variable. </w:t>
+      </w:r>
+    </w:p>
+    <w:p>
+      <w:pPr>
+        <w:pStyle w:val="ListParagraph"/>
+        <w:ind w:left="1440"/>
+        <w:rPr>
+          <w:lang w:val="en-US"/>
+        </w:rPr>
+      </w:pPr>
+      <w:r>
+        <w:rPr>
+          <w:lang w:val="en-US"/>
+        </w:rPr>
+        <w:t xml:space="preserve">To create the store in core redux we need to use </w:t>
+      </w:r>
+      <w:r>
+        <w:rPr>
+          <w:highlight w:val="yellow"/>
+          <w:lang w:val="en-US"/>
+        </w:rPr>
+        <w:t>createStore</w:t>
+      </w:r>
+      <w:r>
+        <w:rPr>
+          <w:lang w:val="en-US"/>
+        </w:rPr>
+        <w:t xml:space="preserve"> function. </w:t>
+      </w:r>
+    </w:p>
+    <w:p>
+      <w:pPr>
+        <w:pStyle w:val="ListParagraph"/>
+        <w:ind w:left="1440"/>
+        <w:rPr>
+          <w:lang w:val="en-US"/>
+        </w:rPr>
+      </w:pPr>
+      <w:r>
+        <w:rPr>
+          <w:lang w:val="en-US"/>
+        </w:rPr>
+        <w:t xml:space="preserve">In RTK createStore replace by </w:t>
+      </w:r>
+      <w:r>
+        <w:rPr>
+          <w:highlight w:val="yellow"/>
+          <w:lang w:val="en-US"/>
+        </w:rPr>
+        <w:t>configureStore</w:t>
+      </w:r>
+    </w:p>
+    <w:p>
+      <w:pPr>
+        <w:pStyle w:val="ListParagraph"/>
+        <w:numPr>
+          <w:ilvl w:val="0"/>
+          <w:numId w:val="9"/>
+        </w:numPr>
+        <w:rPr>
+          <w:highlight w:val="yellow"/>
+          <w:lang w:val="en-US"/>
+        </w:rPr>
+      </w:pPr>
+      <w:r>
+        <w:rPr>
+          <w:highlight w:val="yellow"/>
+          <w:lang w:val="en-US"/>
+        </w:rPr>
+        <w:t>creteSclie</w:t>
+      </w:r>
+      <w:r>
+        <w:rPr>
+          <w:highlight w:val="yellow"/>
+          <w:lang w:val="en-US"/>
+        </w:rPr>
+        <w:t>:</w:t>
+      </w:r>
+      <w:r>
+        <w:rPr>
+          <w:lang w:val="en-US"/>
+        </w:rPr>
+        <w:t xml:space="preserve"> </w:t>
+      </w:r>
+      <w:r>
+        <w:rPr>
+          <w:lang w:val="en-US"/>
+        </w:rPr>
+        <w:t xml:space="preserve"> reducer is a normal JS function which takes 2 parameter state and action. Base upon action it will do the change on state variable(GSV) part of store. </w:t>
+      </w:r>
+    </w:p>
+    <w:p>
+      <w:pPr>
+        <w:pStyle w:val="ListParagraph"/>
+        <w:ind w:left="1440"/>
+        <w:rPr>
+          <w:lang w:val="en-US"/>
+        </w:rPr>
+      </w:pPr>
+      <w:r>
+        <w:rPr>
+          <w:lang w:val="en-US"/>
+        </w:rPr>
+        <w:t xml:space="preserve">In Core redux reducer is normal JS function which takes 2 parameter state and actions. Base upon action it will do the changes in state variable. (in reducer we need to write boilerplate code). </w:t>
+      </w:r>
+    </w:p>
+    <w:p>
+      <w:pPr>
+        <w:pStyle w:val="ListParagraph"/>
+        <w:ind w:left="1440"/>
+        <w:rPr>
+          <w:lang w:val="en-US"/>
+        </w:rPr>
+      </w:pPr>
+      <w:r>
+        <w:rPr>
+          <w:lang w:val="en-US"/>
+        </w:rPr>
+        <w:t xml:space="preserve">In RTK reducer is replaced by slice ie </w:t>
+      </w:r>
+      <w:r>
+        <w:rPr>
+          <w:highlight w:val="yellow"/>
+          <w:lang w:val="en-US"/>
+        </w:rPr>
+        <w:t>createSlice</w:t>
+      </w:r>
+      <w:r>
+        <w:rPr>
+          <w:lang w:val="en-US"/>
+        </w:rPr>
+        <w:t xml:space="preserve"> function which contains name of the reducer, initialState, reducer object etc. it contains type of actions. </w:t>
+      </w:r>
+    </w:p>
+    <w:p>
+      <w:pPr>
+        <w:pStyle w:val="ListParagraph"/>
+        <w:ind w:left="1440"/>
+        <w:rPr>
+          <w:highlight w:val="yellow"/>
+          <w:lang w:val="en-US"/>
+        </w:rPr>
+      </w:pPr>
+      <w:r>
+        <w:rPr>
+          <w:lang w:val="en-US"/>
+        </w:rPr>
+        <w:t xml:space="preserve">RTK by default configure </w:t>
+      </w:r>
+      <w:r>
+        <w:rPr>
+          <w:highlight w:val="yellow"/>
+          <w:lang w:val="en-US"/>
+        </w:rPr>
+        <w:t>thunk</w:t>
+      </w:r>
+      <w:r>
+        <w:rPr>
+          <w:lang w:val="en-US"/>
+        </w:rPr>
+        <w:t xml:space="preserve"> library which help to achieve asynchronous operation ie axios or fetch. </w:t>
+      </w:r>
+    </w:p>
+    <w:p>
+      <w:pPr>
+        <w:pStyle w:val="ListParagraph"/>
+        <w:numPr>
+          <w:ilvl w:val="0"/>
+          <w:numId w:val="9"/>
+        </w:numPr>
+        <w:rPr>
+          <w:highlight w:val="yellow"/>
+          <w:lang w:val="en-US"/>
+        </w:rPr>
+      </w:pPr>
+      <w:r>
+        <w:rPr>
+          <w:highlight w:val="yellow"/>
+          <w:lang w:val="en-US"/>
+        </w:rPr>
+        <w:t>Dispatch</w:t>
+      </w:r>
+      <w:r>
+        <w:rPr>
+          <w:lang w:val="en-US"/>
+        </w:rPr>
+        <w:t xml:space="preserve"> : dispatch is use to send action as well as </w:t>
+      </w:r>
+      <w:r>
+        <w:rPr>
+          <w:highlight w:val="yellow"/>
+          <w:lang w:val="en-US"/>
+        </w:rPr>
+        <w:t>payload</w:t>
+      </w:r>
+      <w:r>
+        <w:rPr>
+          <w:lang w:val="en-US"/>
+        </w:rPr>
+        <w:t xml:space="preserve">(dynamic value) to mreducer from any component with help of events. </w:t>
+      </w:r>
+    </w:p>
+    <w:p>
+      <w:pPr>
+        <w:pStyle w:val="ListParagraph"/>
+        <w:numPr>
+          <w:ilvl w:val="0"/>
+          <w:numId w:val="9"/>
+        </w:numPr>
+        <w:rPr>
+          <w:highlight w:val="yellow"/>
+          <w:lang w:val="en-US"/>
+        </w:rPr>
+      </w:pPr>
+      <w:r>
+        <w:rPr>
+          <w:highlight w:val="yellow"/>
+          <w:lang w:val="en-US"/>
+        </w:rPr>
+        <w:t>Selector</w:t>
+      </w:r>
+      <w:r>
+        <w:rPr>
+          <w:lang w:val="en-US"/>
+        </w:rPr>
+        <w:t xml:space="preserve"> : with help of selector we can access the value from a store in any components. </w:t>
+      </w:r>
+    </w:p>
+    <w:p>
+      <w:pPr>
+        <w:pStyle w:val="ListParagraph"/>
+        <w:numPr>
+          <w:ilvl w:val="0"/>
+          <w:numId w:val="9"/>
+        </w:numPr>
+        <w:rPr>
+          <w:highlight w:val="yellow"/>
+          <w:lang w:val="en-US"/>
+        </w:rPr>
+      </w:pPr>
+      <w:r>
+        <w:rPr>
+          <w:highlight w:val="yellow"/>
+          <w:lang w:val="en-US"/>
+        </w:rPr>
+        <w:t>Provider</w:t>
+      </w:r>
+      <w:r>
+        <w:rPr>
+          <w:lang w:val="en-US"/>
+        </w:rPr>
+        <w:t xml:space="preserve"> : it is a pre defined component which provide a wrap to parent component to enable the redux features in react js application. </w:t>
+      </w:r>
+    </w:p>
+    <w:p>
+      <w:pPr>
+        <w:pStyle w:val="ListParagraph"/>
+        <w:numPr>
+          <w:ilvl w:val="0"/>
+          <w:numId w:val="9"/>
+        </w:numPr>
+        <w:rPr>
+          <w:highlight w:val="yellow"/>
+          <w:lang w:val="en-US"/>
+        </w:rPr>
+      </w:pPr>
+      <w:r>
+        <w:rPr>
+          <w:lang w:val="en-US"/>
+        </w:rPr>
+        <w:t xml:space="preserve">Redux provided 2 hook. </w:t>
+      </w:r>
+    </w:p>
+    <w:p>
+      <w:pPr>
+        <w:pStyle w:val="ListParagraph"/>
+        <w:numPr>
+          <w:ilvl w:val="1"/>
+          <w:numId w:val="9"/>
+        </w:numPr>
+        <w:rPr>
+          <w:highlight w:val="yellow"/>
+          <w:lang w:val="en-US"/>
+        </w:rPr>
+      </w:pPr>
+      <w:r>
+        <w:rPr>
+          <w:highlight w:val="yellow"/>
+          <w:lang w:val="en-US"/>
+        </w:rPr>
+        <w:t>useSelector()</w:t>
+      </w:r>
+      <w:r>
+        <w:rPr>
+          <w:lang w:val="en-US"/>
+        </w:rPr>
+        <w:tab/>
+        <w:t xml:space="preserve">: useSelector hook is use to access global state variable in any component doesn’t matter their relations. </w:t>
+      </w:r>
+    </w:p>
+    <w:p>
+      <w:pPr>
+        <w:pStyle w:val="ListParagraph"/>
+        <w:numPr>
+          <w:ilvl w:val="1"/>
+          <w:numId w:val="9"/>
+        </w:numPr>
+        <w:rPr>
+          <w:highlight w:val="yellow"/>
+          <w:lang w:val="en-US"/>
+        </w:rPr>
+      </w:pPr>
+      <w:r>
+        <w:rPr>
+          <w:highlight w:val="yellow"/>
+          <w:lang w:val="en-US"/>
+        </w:rPr>
+        <w:t>useDispatch()</w:t>
+      </w:r>
+      <w:r>
+        <w:rPr>
+          <w:lang w:val="en-US"/>
+        </w:rPr>
+        <w:t xml:space="preserve"> : it is use to dispatch action as well as payload (dynamic values can be optional) to reducer. With the help action reducer do the changes on state variable and those effect apply for each component. </w:t>
+      </w:r>
+    </w:p>
+    <w:p>
+      <w:pPr>
+        <w:rPr>
+          <w:b/>
+          <w:bCs/>
+          <w:lang w:val="en-US"/>
+        </w:rPr>
+      </w:pPr>
+    </w:p>
+    <w:p>
+      <w:pPr>
+        <w:rPr>
+          <w:b/>
+          <w:bCs/>
+          <w:lang w:val="en-US"/>
+        </w:rPr>
+      </w:pPr>
+      <w:r>
+        <w:rPr>
+          <w:b/>
+          <w:bCs/>
+          <w:lang w:val="en-US"/>
+        </w:rPr>
+        <w:t>npm create vite@latest react-</w:t>
+      </w:r>
+      <w:r>
+        <w:rPr>
+          <w:b/>
+          <w:bCs/>
+          <w:lang w:val="en-US"/>
+        </w:rPr>
+        <w:t xml:space="preserve">rtk-app </w:t>
       </w:r>
     </w:p>
     <w:p>
@@ -733,59 +944,548 @@
       </w:r>
       <w:r>
         <w:rPr>
-          <w:lang w:val="en-US"/>
-        </w:rPr>
-        <w:t>react-redux-simple-app</w:t>
-      </w:r>
-    </w:p>
-    <w:p>
-      <w:pPr>
-        <w:rPr>
-          <w:lang w:val="en-US"/>
-        </w:rPr>
-      </w:pPr>
-      <w:proofErr w:type="spellStart"/>
-      <w:r>
-        <w:rPr>
-          <w:lang w:val="en-US"/>
-        </w:rPr>
-        <w:t>npm</w:t>
-      </w:r>
-      <w:proofErr w:type="spellEnd"/>
-      <w:r>
-        <w:rPr>
-          <w:lang w:val="en-US"/>
-        </w:rPr>
-        <w:t xml:space="preserve"> install </w:t>
-      </w:r>
-      <w:r>
-        <w:rPr>
-          <w:highlight w:val="yellow"/>
-          <w:lang w:val="en-US"/>
-        </w:rPr>
-        <w:t>redux react-redux</w:t>
-      </w:r>
-    </w:p>
-    <w:p>
-      <w:pPr>
-        <w:rPr>
-          <w:lang w:val="en-US"/>
-        </w:rPr>
-      </w:pPr>
-      <w:proofErr w:type="spellStart"/>
-      <w:r>
-        <w:rPr>
-          <w:lang w:val="en-US"/>
-        </w:rPr>
-        <w:t>npm</w:t>
-      </w:r>
-      <w:proofErr w:type="spellEnd"/>
-      <w:r>
-        <w:rPr>
-          <w:lang w:val="en-US"/>
-        </w:rPr>
-        <w:t xml:space="preserve"> install </w:t>
-      </w:r>
+          <w:b/>
+          <w:bCs/>
+          <w:lang w:val="en-US"/>
+        </w:rPr>
+        <w:t>react-</w:t>
+      </w:r>
+      <w:r>
+        <w:rPr>
+          <w:b/>
+          <w:bCs/>
+          <w:lang w:val="en-US"/>
+        </w:rPr>
+        <w:t>rtk-app</w:t>
+      </w:r>
+    </w:p>
+    <w:p>
+      <w:pPr>
+        <w:rPr>
+          <w:lang w:val="en-US"/>
+        </w:rPr>
+      </w:pPr>
+      <w:r>
+        <w:rPr>
+          <w:lang w:val="en-US"/>
+        </w:rPr>
+        <w:t xml:space="preserve">npm install </w:t>
+      </w:r>
+      <w:r>
+        <w:rPr>
+          <w:highlight w:val="yellow"/>
+          <w:lang w:val="en-US"/>
+        </w:rPr>
+        <w:t xml:space="preserve">@reduxjs/toolkit </w:t>
+      </w:r>
+      <w:r>
+        <w:rPr>
+          <w:highlight w:val="yellow"/>
+          <w:lang w:val="en-US"/>
+        </w:rPr>
+        <w:t>react-redux</w:t>
+      </w:r>
+    </w:p>
+    <w:p>
+      <w:pPr>
+        <w:rPr>
+          <w:lang w:val="en-US"/>
+        </w:rPr>
+      </w:pPr>
+      <w:r>
+        <w:rPr>
+          <w:lang w:val="en-US"/>
+        </w:rPr>
+        <w:t xml:space="preserve">npm install </w:t>
+      </w:r>
+    </w:p>
+    <w:p>
+      <w:pPr>
+        <w:rPr>
+          <w:b/>
+          <w:bCs/>
+          <w:lang w:val="en-US"/>
+        </w:rPr>
+      </w:pPr>
+    </w:p>
+    <w:p>
+      <w:pPr>
+        <w:rPr>
+          <w:b/>
+          <w:bCs/>
+          <w:lang w:val="en-US"/>
+        </w:rPr>
+      </w:pPr>
+    </w:p>
+    <w:p>
+      <w:pPr>
+        <w:rPr>
+          <w:lang w:val="en-US"/>
+        </w:rPr>
+      </w:pPr>
+      <w:r>
+        <w:rPr>
+          <w:lang w:val="en-US"/>
+        </w:rPr>
+        <w:lastRenderedPageBreak/>
+        <w:t xml:space="preserve">inside one component we can do all operation like </w:t>
+      </w:r>
+    </w:p>
+    <w:p>
+      <w:pPr>
+        <w:rPr>
+          <w:b/>
+          <w:bCs/>
+          <w:lang w:val="en-US"/>
+        </w:rPr>
+      </w:pPr>
+      <w:r>
+        <w:rPr>
+          <w:b/>
+          <w:bCs/>
+          <w:lang w:val="en-US"/>
+        </w:rPr>
+        <w:t>ProductOperations.jsx</w:t>
+      </w:r>
+    </w:p>
+    <w:p>
+      <w:pPr>
+        <w:rPr>
+          <w:lang w:val="en-US"/>
+        </w:rPr>
+      </w:pPr>
+      <w:r>
+        <w:rPr>
+          <w:lang w:val="en-US"/>
+        </w:rPr>
+        <w:t xml:space="preserve">add product, delete, product, update product and view product in array. </w:t>
+      </w:r>
+    </w:p>
+    <w:p>
+      <w:pPr>
+        <w:rPr>
+          <w:b/>
+          <w:bCs/>
+          <w:lang w:val="en-US"/>
+        </w:rPr>
+      </w:pPr>
+      <w:r>
+        <w:rPr>
+          <w:lang w:val="en-US"/>
+        </w:rPr>
+        <w:t xml:space="preserve">Using axios or fetch function we can call rest api. </w:t>
+      </w:r>
+    </w:p>
+    <w:p>
+      <w:pPr>
+        <w:rPr>
+          <w:b/>
+          <w:bCs/>
+          <w:lang w:val="en-US"/>
+        </w:rPr>
+      </w:pPr>
+    </w:p>
+    <w:p>
+      <w:pPr>
+        <w:rPr>
+          <w:b/>
+          <w:bCs/>
+          <w:lang w:val="en-US"/>
+        </w:rPr>
+      </w:pPr>
+      <w:r>
+        <w:rPr>
+          <w:b/>
+          <w:bCs/>
+          <w:lang w:val="en-US"/>
+        </w:rPr>
+        <w:t xml:space="preserve">AddProduct.jsx </w:t>
+      </w:r>
+    </w:p>
+    <w:p>
+      <w:pPr>
+        <w:rPr>
+          <w:b/>
+          <w:bCs/>
+          <w:lang w:val="en-US"/>
+        </w:rPr>
+      </w:pPr>
+      <w:r>
+        <w:rPr>
+          <w:b/>
+          <w:bCs/>
+          <w:lang w:val="en-US"/>
+        </w:rPr>
+        <w:t>DeleteProduct.jsx</w:t>
+      </w:r>
+    </w:p>
+    <w:p>
+      <w:pPr>
+        <w:rPr>
+          <w:b/>
+          <w:bCs/>
+          <w:lang w:val="en-US"/>
+        </w:rPr>
+      </w:pPr>
+      <w:r>
+        <w:rPr>
+          <w:b/>
+          <w:bCs/>
+          <w:lang w:val="en-US"/>
+        </w:rPr>
+        <w:t xml:space="preserve">ViewProduct.jsx </w:t>
+      </w:r>
+    </w:p>
+    <w:p>
+      <w:pPr>
+        <w:rPr>
+          <w:b/>
+          <w:bCs/>
+          <w:lang w:val="en-US"/>
+        </w:rPr>
+      </w:pPr>
+      <w:r>
+        <w:rPr>
+          <w:b/>
+          <w:bCs/>
+          <w:lang w:val="en-US"/>
+        </w:rPr>
+        <w:t xml:space="preserve">UpdateProducts.jsx </w:t>
+      </w:r>
+    </w:p>
+    <w:p>
+      <w:pPr>
+        <w:rPr>
+          <w:b/>
+          <w:bCs/>
+          <w:lang w:val="en-US"/>
+        </w:rPr>
+      </w:pPr>
+    </w:p>
+    <w:p>
+      <w:pPr>
+        <w:rPr>
+          <w:lang w:val="en-US"/>
+        </w:rPr>
+      </w:pPr>
+      <w:r>
+        <w:rPr>
+          <w:lang w:val="en-US"/>
+        </w:rPr>
+        <w:t xml:space="preserve">RTK with asynchronous communication call ie calling rest API </w:t>
+      </w:r>
+    </w:p>
+    <w:p>
+      <w:pPr>
+        <w:rPr>
+          <w:lang w:val="en-US"/>
+        </w:rPr>
+      </w:pPr>
+      <w:r>
+        <w:rPr>
+          <w:lang w:val="en-US"/>
+        </w:rPr>
+        <w:t xml:space="preserve">Thunk : is a third party library consider as middleware module which help to call rest api or any external service with redux. </w:t>
+      </w:r>
+    </w:p>
+    <w:p>
+      <w:pPr>
+        <w:rPr>
+          <w:lang w:val="en-US"/>
+        </w:rPr>
+      </w:pPr>
+      <w:r>
+        <w:rPr>
+          <w:lang w:val="en-US"/>
+        </w:rPr>
+        <w:t xml:space="preserve">Npm install redux react-redux thunk </w:t>
+      </w:r>
+    </w:p>
+    <w:p>
+      <w:pPr>
+        <w:rPr>
+          <w:lang w:val="en-US"/>
+        </w:rPr>
+      </w:pPr>
+      <w:r>
+        <w:rPr>
+          <w:lang w:val="en-US"/>
+        </w:rPr>
+        <w:t xml:space="preserve">But in redux toolkit this middleware module by default added. </w:t>
+      </w:r>
+    </w:p>
+    <w:p>
+      <w:pPr>
+        <w:rPr>
+          <w:lang w:val="en-US"/>
+        </w:rPr>
+      </w:pPr>
+      <w:r>
+        <w:rPr>
+          <w:lang w:val="en-US"/>
+        </w:rPr>
+        <w:t xml:space="preserve">RTK provided pre defined function ie </w:t>
+      </w:r>
+      <w:r>
+        <w:rPr>
+          <w:highlight w:val="yellow"/>
+          <w:lang w:val="en-US"/>
+        </w:rPr>
+        <w:t>createAsyncThunk</w:t>
+      </w:r>
+      <w:r>
+        <w:rPr>
+          <w:lang w:val="en-US"/>
+        </w:rPr>
+        <w:t xml:space="preserve"> function which is responsible to call rest api call using fetch or axios. </w:t>
+      </w:r>
+    </w:p>
+    <w:p>
+      <w:pPr>
+        <w:rPr>
+          <w:lang w:val="en-US"/>
+        </w:rPr>
+      </w:pPr>
+    </w:p>
+    <w:p>
+      <w:pPr>
+        <w:rPr>
+          <w:b/>
+          <w:bCs/>
+          <w:lang w:val="en-US"/>
+        </w:rPr>
+      </w:pPr>
+      <w:r>
+        <w:rPr>
+          <w:b/>
+          <w:bCs/>
+          <w:lang w:val="en-US"/>
+        </w:rPr>
+        <w:t>npm create vite@latest react-</w:t>
+      </w:r>
+      <w:r>
+        <w:rPr>
+          <w:b/>
+          <w:bCs/>
+          <w:lang w:val="en-US"/>
+        </w:rPr>
+        <w:t>rtk-product-</w:t>
+      </w:r>
+      <w:r>
+        <w:rPr>
+          <w:b/>
+          <w:bCs/>
+          <w:lang w:val="en-US"/>
+        </w:rPr>
+        <w:t>restapi</w:t>
+      </w:r>
+    </w:p>
+    <w:p>
+      <w:pPr>
+        <w:rPr>
+          <w:lang w:val="en-US"/>
+        </w:rPr>
+      </w:pPr>
+      <w:r>
+        <w:rPr>
+          <w:lang w:val="en-US"/>
+        </w:rPr>
+        <w:t xml:space="preserve">cd </w:t>
+      </w:r>
+      <w:r>
+        <w:rPr>
+          <w:b/>
+          <w:bCs/>
+          <w:lang w:val="en-US"/>
+        </w:rPr>
+        <w:t>react-</w:t>
+      </w:r>
+      <w:r>
+        <w:rPr>
+          <w:b/>
+          <w:bCs/>
+          <w:lang w:val="en-US"/>
+        </w:rPr>
+        <w:t>rtk-product-restapi</w:t>
+      </w:r>
+    </w:p>
+    <w:p>
+      <w:pPr>
+        <w:rPr>
+          <w:lang w:val="en-US"/>
+        </w:rPr>
+      </w:pPr>
+      <w:r>
+        <w:rPr>
+          <w:lang w:val="en-US"/>
+        </w:rPr>
+        <w:t xml:space="preserve">npm install </w:t>
+      </w:r>
+      <w:r>
+        <w:rPr>
+          <w:highlight w:val="yellow"/>
+          <w:lang w:val="en-US"/>
+        </w:rPr>
+        <w:t xml:space="preserve">@reduxjs/toolkit </w:t>
+      </w:r>
+      <w:r>
+        <w:rPr>
+          <w:highlight w:val="yellow"/>
+          <w:lang w:val="en-US"/>
+        </w:rPr>
+        <w:t>react-redux</w:t>
+      </w:r>
+      <w:r>
+        <w:rPr>
+          <w:u w:val="single"/>
+          <w:lang w:val="en-US"/>
+        </w:rPr>
+        <w:t xml:space="preserve"> </w:t>
+      </w:r>
+      <w:r>
+        <w:rPr>
+          <w:highlight w:val="yellow"/>
+          <w:u w:val="single"/>
+          <w:lang w:val="en-US"/>
+        </w:rPr>
+        <w:t>axios</w:t>
+      </w:r>
+      <w:r>
+        <w:rPr>
+          <w:u w:val="single"/>
+          <w:lang w:val="en-US"/>
+        </w:rPr>
+        <w:t xml:space="preserve"> </w:t>
+      </w:r>
+    </w:p>
+    <w:p>
+      <w:pPr>
+        <w:rPr>
+          <w:lang w:val="en-US"/>
+        </w:rPr>
+      </w:pPr>
+      <w:r>
+        <w:rPr>
+          <w:lang w:val="en-US"/>
+        </w:rPr>
+        <w:t xml:space="preserve">npm install </w:t>
+      </w:r>
+    </w:p>
+    <w:p>
+      <w:pPr>
+        <w:rPr>
+          <w:lang w:val="en-US"/>
+        </w:rPr>
+      </w:pPr>
+    </w:p>
+    <w:p>
+      <w:pPr>
+        <w:rPr>
+          <w:lang w:val="en-US"/>
+        </w:rPr>
+      </w:pPr>
+      <w:r>
+        <w:rPr>
+          <w:highlight w:val="yellow"/>
+          <w:lang w:val="en-US"/>
+        </w:rPr>
+        <w:t>@reduxjs/toolkit</w:t>
+      </w:r>
+      <w:r>
+        <w:rPr>
+          <w:lang w:val="en-US"/>
+        </w:rPr>
+        <w:t xml:space="preserve"> provide slice features which contains initial state, reducer, reducer name, action etc </w:t>
+      </w:r>
+    </w:p>
+    <w:p>
+      <w:pPr>
+        <w:rPr>
+          <w:lang w:val="en-US"/>
+        </w:rPr>
+      </w:pPr>
+      <w:r>
+        <w:rPr>
+          <w:highlight w:val="yellow"/>
+          <w:lang w:val="en-US"/>
+        </w:rPr>
+        <w:t>react-redux</w:t>
+      </w:r>
+      <w:r>
+        <w:rPr>
+          <w:lang w:val="en-US"/>
+        </w:rPr>
+        <w:t xml:space="preserve"> : provide bridge between react to redux </w:t>
+      </w:r>
+    </w:p>
+    <w:p>
+      <w:pPr>
+        <w:rPr>
+          <w:lang w:val="en-US"/>
+        </w:rPr>
+      </w:pPr>
+      <w:r>
+        <w:rPr>
+          <w:highlight w:val="yellow"/>
+          <w:lang w:val="en-US"/>
+        </w:rPr>
+        <w:t>axios</w:t>
+      </w:r>
+      <w:r>
+        <w:rPr>
+          <w:lang w:val="en-US"/>
+        </w:rPr>
+        <w:t xml:space="preserve"> : help to call rest api </w:t>
+      </w:r>
+    </w:p>
+    <w:p>
+      <w:pPr>
+        <w:rPr>
+          <w:lang w:val="en-US"/>
+        </w:rPr>
+      </w:pPr>
+    </w:p>
+    <w:p>
+      <w:pPr>
+        <w:rPr>
+          <w:lang w:val="en-US"/>
+        </w:rPr>
+      </w:pPr>
+    </w:p>
+    <w:p>
+      <w:pPr>
+        <w:rPr>
+          <w:lang w:val="en-US"/>
+        </w:rPr>
+      </w:pPr>
+      <w:r>
+        <w:rPr>
+          <w:lang w:val="en-US"/>
+        </w:rPr>
+        <w:lastRenderedPageBreak/>
+        <w:t xml:space="preserve">first we need to run product.json file using </w:t>
+      </w:r>
+      <w:r>
+        <w:rPr>
+          <w:b/>
+          <w:bCs/>
+          <w:lang w:val="en-US"/>
+        </w:rPr>
+        <w:t>json-server</w:t>
+      </w:r>
+      <w:r>
+        <w:rPr>
+          <w:lang w:val="en-US"/>
+        </w:rPr>
+        <w:t xml:space="preserve"> </w:t>
+      </w:r>
+    </w:p>
+    <w:p>
+      <w:pPr>
+        <w:rPr>
+          <w:lang w:val="en-US"/>
+        </w:rPr>
+      </w:pPr>
     </w:p>
     <w:p>
       <w:pPr>
@@ -1252,6 +1952,95 @@
     </w:lvl>
   </w:abstractNum>
   <w:abstractNum w:abstractNumId="5" w15:restartNumberingAfterBreak="0">
+    <w:nsid w:val="77C471C4"/>
+    <w:multiLevelType w:val="hybridMultilevel"/>
+    <w:tmpl w:val="7A069C7A"/>
+    <w:lvl w:ilvl="0" w:tplc="FFFFFFFF">
+      <w:start w:val="1"/>
+      <w:numFmt w:val="decimal"/>
+      <w:lvlText w:val="%1."/>
+      <w:lvlJc w:val="left"/>
+      <w:pPr>
+        <w:ind w:left="720" w:hanging="360"/>
+      </w:pPr>
+      <w:rPr>
+        <w:rFonts w:hint="default"/>
+      </w:rPr>
+    </w:lvl>
+    <w:lvl w:ilvl="1" w:tplc="FFFFFFFF">
+      <w:start w:val="1"/>
+      <w:numFmt w:val="lowerLetter"/>
+      <w:lvlText w:val="%2."/>
+      <w:lvlJc w:val="left"/>
+      <w:pPr>
+        <w:ind w:left="1440" w:hanging="360"/>
+      </w:pPr>
+    </w:lvl>
+    <w:lvl w:ilvl="2" w:tplc="FFFFFFFF" w:tentative="1">
+      <w:start w:val="1"/>
+      <w:numFmt w:val="lowerRoman"/>
+      <w:lvlText w:val="%3."/>
+      <w:lvlJc w:val="right"/>
+      <w:pPr>
+        <w:ind w:left="2160" w:hanging="180"/>
+      </w:pPr>
+    </w:lvl>
+    <w:lvl w:ilvl="3" w:tplc="FFFFFFFF" w:tentative="1">
+      <w:start w:val="1"/>
+      <w:numFmt w:val="decimal"/>
+      <w:lvlText w:val="%4."/>
+      <w:lvlJc w:val="left"/>
+      <w:pPr>
+        <w:ind w:left="2880" w:hanging="360"/>
+      </w:pPr>
+    </w:lvl>
+    <w:lvl w:ilvl="4" w:tplc="FFFFFFFF" w:tentative="1">
+      <w:start w:val="1"/>
+      <w:numFmt w:val="lowerLetter"/>
+      <w:lvlText w:val="%5."/>
+      <w:lvlJc w:val="left"/>
+      <w:pPr>
+        <w:ind w:left="3600" w:hanging="360"/>
+      </w:pPr>
+    </w:lvl>
+    <w:lvl w:ilvl="5" w:tplc="FFFFFFFF" w:tentative="1">
+      <w:start w:val="1"/>
+      <w:numFmt w:val="lowerRoman"/>
+      <w:lvlText w:val="%6."/>
+      <w:lvlJc w:val="right"/>
+      <w:pPr>
+        <w:ind w:left="4320" w:hanging="180"/>
+      </w:pPr>
+    </w:lvl>
+    <w:lvl w:ilvl="6" w:tplc="FFFFFFFF" w:tentative="1">
+      <w:start w:val="1"/>
+      <w:numFmt w:val="decimal"/>
+      <w:lvlText w:val="%7."/>
+      <w:lvlJc w:val="left"/>
+      <w:pPr>
+        <w:ind w:left="5040" w:hanging="360"/>
+      </w:pPr>
+    </w:lvl>
+    <w:lvl w:ilvl="7" w:tplc="FFFFFFFF" w:tentative="1">
+      <w:start w:val="1"/>
+      <w:numFmt w:val="lowerLetter"/>
+      <w:lvlText w:val="%8."/>
+      <w:lvlJc w:val="left"/>
+      <w:pPr>
+        <w:ind w:left="5760" w:hanging="360"/>
+      </w:pPr>
+    </w:lvl>
+    <w:lvl w:ilvl="8" w:tplc="FFFFFFFF" w:tentative="1">
+      <w:start w:val="1"/>
+      <w:numFmt w:val="lowerRoman"/>
+      <w:lvlText w:val="%9."/>
+      <w:lvlJc w:val="right"/>
+      <w:pPr>
+        <w:ind w:left="6480" w:hanging="180"/>
+      </w:pPr>
+    </w:lvl>
+  </w:abstractNum>
+  <w:abstractNum w:abstractNumId="6" w15:restartNumberingAfterBreak="0">
     <w:nsid w:val="783D7FEA"/>
     <w:multiLevelType w:val="hybridMultilevel"/>
     <w:tmpl w:val="D59ECED2"/>
@@ -1340,7 +2129,7 @@
       </w:pPr>
     </w:lvl>
   </w:abstractNum>
-  <w:abstractNum w:abstractNumId="6" w15:restartNumberingAfterBreak="0">
+  <w:abstractNum w:abstractNumId="7" w15:restartNumberingAfterBreak="0">
     <w:nsid w:val="7DA575FB"/>
     <w:multiLevelType w:val="hybridMultilevel"/>
     <w:tmpl w:val="7A069C7A"/>
@@ -1429,7 +2218,7 @@
       </w:pPr>
     </w:lvl>
   </w:abstractNum>
-  <w:abstractNum w:abstractNumId="7" w15:restartNumberingAfterBreak="0">
+  <w:abstractNum w:abstractNumId="8" w15:restartNumberingAfterBreak="0">
     <w:nsid w:val="7F384F2D"/>
     <w:multiLevelType w:val="hybridMultilevel"/>
     <w:tmpl w:val="5358C610"/>
@@ -1519,7 +2308,7 @@
     </w:lvl>
   </w:abstractNum>
   <w:num w:numId="1" w16cid:durableId="1997760568">
-    <w:abstractNumId w:val="5"/>
+    <w:abstractNumId w:val="6"/>
   </w:num>
   <w:num w:numId="2" w16cid:durableId="633604992">
     <w:abstractNumId w:val="4"/>
@@ -1531,7 +2320,7 @@
     <w:abstractNumId w:val="0"/>
   </w:num>
   <w:num w:numId="5" w16cid:durableId="439765844">
-    <w:abstractNumId w:val="7"/>
+    <w:abstractNumId w:val="8"/>
   </w:num>
   <w:num w:numId="6" w16cid:durableId="1718583286">
     <w:abstractNumId w:val="3"/>
@@ -1540,7 +2329,10 @@
     <w:abstractNumId w:val="1"/>
   </w:num>
   <w:num w:numId="8" w16cid:durableId="1033962790">
-    <w:abstractNumId w:val="6"/>
+    <w:abstractNumId w:val="7"/>
+  </w:num>
+  <w:num w:numId="9" w16cid:durableId="830870148">
+    <w:abstractNumId w:val="5"/>
   </w:num>
 </w:numbering>
 </file>
